--- a/Imswitch To Do.docx
+++ b/Imswitch To Do.docx
@@ -95,46 +95,6 @@
           <w:numId w:val="1"/>
         </w:numPr>
         <w:ind w:left="1276" w:hanging="425"/>
-        <w:rPr>
-          <w:strike/>
-        </w:rPr>
-      </w:pPr>
-      <w:r>
-        <w:rPr>
-          <w:strike/>
-          <w:color w:val="00B050"/>
-        </w:rPr>
-        <w:t>Etablir communication avec la DAQ (configuration NI-DAQ)</w:t>
-      </w:r>
-    </w:p>
-    <w:p>
-      <w:pPr>
-        <w:pStyle w:val="ListParagraph"/>
-        <w:numPr>
-          <w:ilvl w:val="2"/>
-          <w:numId w:val="1"/>
-        </w:numPr>
-        <w:ind w:left="1276" w:hanging="425"/>
-        <w:rPr>
-          <w:strike/>
-        </w:rPr>
-      </w:pPr>
-      <w:r>
-        <w:rPr>
-          <w:strike/>
-          <w:color w:val="00B050"/>
-        </w:rPr>
-        <w:t>Envoi signaux X, et Y sur le bon canal</w:t>
-      </w:r>
-    </w:p>
-    <w:p>
-      <w:pPr>
-        <w:pStyle w:val="ListParagraph"/>
-        <w:numPr>
-          <w:ilvl w:val="2"/>
-          <w:numId w:val="1"/>
-        </w:numPr>
-        <w:ind w:left="1276" w:hanging="425"/>
         <w:rPr/>
       </w:pPr>
       <w:r>
@@ -154,6 +114,294 @@
           <w:b/>
           <w:b/>
           <w:bCs/>
+        </w:rPr>
+      </w:pPr>
+      <w:r>
+        <w:rPr>
+          <w:b/>
+          <w:bCs/>
+        </w:rPr>
+        <w:t>Acquisition</w:t>
+      </w:r>
+    </w:p>
+    <w:p>
+      <w:pPr>
+        <w:pStyle w:val="ListParagraph"/>
+        <w:numPr>
+          <w:ilvl w:val="2"/>
+          <w:numId w:val="1"/>
+        </w:numPr>
+        <w:ind w:left="1276" w:hanging="425"/>
+        <w:rPr/>
+      </w:pPr>
+      <w:r>
+        <w:rPr/>
+        <w:t>Comprendre la logique run scan vs recording</w:t>
+      </w:r>
+    </w:p>
+    <w:p>
+      <w:pPr>
+        <w:pStyle w:val="ListParagraph"/>
+        <w:numPr>
+          <w:ilvl w:val="1"/>
+          <w:numId w:val="1"/>
+        </w:numPr>
+        <w:ind w:left="851" w:hanging="425"/>
+        <w:rPr>
+          <w:b/>
+          <w:b/>
+          <w:bCs/>
+        </w:rPr>
+      </w:pPr>
+      <w:r>
+        <w:rPr>
+          <w:b/>
+          <w:bCs/>
+        </w:rPr>
+        <w:t>Scan Z</w:t>
+      </w:r>
+    </w:p>
+    <w:p>
+      <w:pPr>
+        <w:pStyle w:val="ListParagraph"/>
+        <w:numPr>
+          <w:ilvl w:val="2"/>
+          <w:numId w:val="1"/>
+        </w:numPr>
+        <w:ind w:left="1276" w:hanging="425"/>
+        <w:rPr>
+          <w:color w:val="00A933"/>
+        </w:rPr>
+      </w:pPr>
+      <w:r>
+        <w:rPr>
+          <w:color w:val="00A933"/>
+        </w:rPr>
+        <w:t>Stop Voice-Coil motion, during mouvement of the stage</w:t>
+      </w:r>
+    </w:p>
+    <w:p>
+      <w:pPr>
+        <w:pStyle w:val="ListParagraph"/>
+        <w:numPr>
+          <w:ilvl w:val="2"/>
+          <w:numId w:val="1"/>
+        </w:numPr>
+        <w:ind w:left="1276" w:hanging="425"/>
+        <w:rPr/>
+      </w:pPr>
+      <w:r>
+        <w:rPr/>
+        <w:t>Envoi signaux Z pour faire un scan (pour l’instant juste boucle d’image XY sur axe Z)</w:t>
+      </w:r>
+    </w:p>
+    <w:p>
+      <w:pPr>
+        <w:pStyle w:val="ListParagraph"/>
+        <w:numPr>
+          <w:ilvl w:val="2"/>
+          <w:numId w:val="1"/>
+        </w:numPr>
+        <w:ind w:left="1276" w:hanging="425"/>
+        <w:rPr>
+          <w:color w:val="00A933"/>
+        </w:rPr>
+      </w:pPr>
+      <w:r>
+        <w:rPr>
+          <w:color w:val="00A933"/>
+        </w:rPr>
+        <w:t>Pourquoi le stage descend en bas au lancement du scan d</w:t>
+      </w:r>
+      <w:r>
+        <w:rPr>
+          <w:color w:val="00A933"/>
+        </w:rPr>
+        <w:t>2</w:t>
+      </w:r>
+      <w:r>
+        <w:rPr>
+          <w:color w:val="00A933"/>
+        </w:rPr>
+        <w:t> ?</w:t>
+      </w:r>
+    </w:p>
+    <w:p>
+      <w:pPr>
+        <w:pStyle w:val="ListParagraph"/>
+        <w:numPr>
+          <w:ilvl w:val="2"/>
+          <w:numId w:val="1"/>
+        </w:numPr>
+        <w:ind w:left="1276" w:hanging="425"/>
+        <w:rPr/>
+      </w:pPr>
+      <w:r>
+        <w:rPr/>
+        <w:t>Dans NidaqManager fonction runscan, ajouter un signal permettant de stopper le scan en court de route</w:t>
+      </w:r>
+    </w:p>
+    <w:p>
+      <w:pPr>
+        <w:pStyle w:val="ListParagraph"/>
+        <w:numPr>
+          <w:ilvl w:val="2"/>
+          <w:numId w:val="1"/>
+        </w:numPr>
+        <w:ind w:left="1276" w:hanging="425"/>
+        <w:rPr/>
+      </w:pPr>
+      <w:r>
+        <w:rPr/>
+        <w:t>Connecter le bouton stop scan pour arrêter une acquisition</w:t>
+      </w:r>
+    </w:p>
+    <w:p>
+      <w:pPr>
+        <w:pStyle w:val="ListParagraph"/>
+        <w:numPr>
+          <w:ilvl w:val="1"/>
+          <w:numId w:val="1"/>
+        </w:numPr>
+        <w:ind w:left="851" w:hanging="425"/>
+        <w:rPr>
+          <w:b/>
+          <w:b/>
+          <w:bCs/>
+        </w:rPr>
+      </w:pPr>
+      <w:r>
+        <w:rPr>
+          <w:b/>
+          <w:bCs/>
+        </w:rPr>
+        <w:t>Scan 1D</w:t>
+      </w:r>
+    </w:p>
+    <w:p>
+      <w:pPr>
+        <w:pStyle w:val="ListParagraph"/>
+        <w:widowControl/>
+        <w:numPr>
+          <w:ilvl w:val="2"/>
+          <w:numId w:val="1"/>
+        </w:numPr>
+        <w:suppressAutoHyphens w:val="true"/>
+        <w:bidi w:val="0"/>
+        <w:spacing w:lineRule="auto" w:line="259" w:before="0" w:after="160"/>
+        <w:ind w:left="1304" w:right="0" w:hanging="397"/>
+        <w:contextualSpacing/>
+        <w:jc w:val="left"/>
+        <w:rPr>
+          <w:b w:val="false"/>
+          <w:b w:val="false"/>
+          <w:bCs w:val="false"/>
+        </w:rPr>
+      </w:pPr>
+      <w:r>
+        <w:rPr>
+          <w:b w:val="false"/>
+          <w:bCs w:val="false"/>
+        </w:rPr>
+        <w:t>Permettre de scanner seulement l’axe X ou Y ou Z</w:t>
+      </w:r>
+    </w:p>
+    <w:p>
+      <w:pPr>
+        <w:pStyle w:val="ListParagraph"/>
+        <w:numPr>
+          <w:ilvl w:val="1"/>
+          <w:numId w:val="1"/>
+        </w:numPr>
+        <w:ind w:left="851" w:hanging="425"/>
+        <w:rPr>
+          <w:b/>
+          <w:b/>
+          <w:bCs/>
+        </w:rPr>
+      </w:pPr>
+      <w:r>
+        <w:rPr>
+          <w:b/>
+          <w:bCs/>
+        </w:rPr>
+        <w:t>Laser</w:t>
+      </w:r>
+    </w:p>
+    <w:p>
+      <w:pPr>
+        <w:pStyle w:val="ListParagraph"/>
+        <w:numPr>
+          <w:ilvl w:val="2"/>
+          <w:numId w:val="1"/>
+        </w:numPr>
+        <w:ind w:left="1276" w:hanging="425"/>
+        <w:rPr/>
+      </w:pPr>
+      <w:r>
+        <w:rPr/>
+        <w:t>Déterminer et fixer les valeurs extreme (position l/2 pour 0% et 100%)</w:t>
+      </w:r>
+    </w:p>
+    <w:p>
+      <w:pPr>
+        <w:pStyle w:val="ListParagraph"/>
+        <w:numPr>
+          <w:ilvl w:val="2"/>
+          <w:numId w:val="1"/>
+        </w:numPr>
+        <w:ind w:left="1276" w:hanging="425"/>
+        <w:rPr/>
+      </w:pPr>
+      <w:r>
+        <w:rPr/>
+        <w:t>Laser Cobolt pour Brillouin</w:t>
+      </w:r>
+    </w:p>
+    <w:p>
+      <w:pPr>
+        <w:pStyle w:val="ListParagraph"/>
+        <w:ind w:left="720" w:hanging="0"/>
+        <w:rPr/>
+      </w:pPr>
+      <w:r>
+        <w:rPr/>
+      </w:r>
+    </w:p>
+    <w:p>
+      <w:pPr>
+        <w:pStyle w:val="Normal"/>
+        <w:rPr>
+          <w:b/>
+          <w:b/>
+          <w:bCs/>
+        </w:rPr>
+      </w:pPr>
+      <w:r>
+        <w:rPr>
+          <w:b/>
+          <w:bCs/>
+          <w:color w:val="FF0000"/>
+        </w:rPr>
+        <w:t>Important</w:t>
+      </w:r>
+      <w:r>
+        <w:rPr/>
+        <w:t> : Une fois valider on push les modif dans la branche MPM et on reprend la DEV pour la v3.</w:t>
+      </w:r>
+    </w:p>
+    <w:p>
+      <w:pPr>
+        <w:pStyle w:val="ListParagraph"/>
+        <w:numPr>
+          <w:ilvl w:val="0"/>
+          <w:numId w:val="1"/>
+        </w:numPr>
+        <w:ind w:left="426" w:hanging="426"/>
+        <w:rPr>
+          <w:b/>
+          <w:b/>
+          <w:bCs/>
           <w:lang w:val="en-GB"/>
         </w:rPr>
       </w:pPr>
@@ -163,6 +411,30 @@
           <w:bCs/>
           <w:lang w:val="en-GB"/>
         </w:rPr>
+        <w:t>Version 2 : microscope multiphoton 3 couleurs</w:t>
+      </w:r>
+    </w:p>
+    <w:p>
+      <w:pPr>
+        <w:pStyle w:val="ListParagraph"/>
+        <w:numPr>
+          <w:ilvl w:val="1"/>
+          <w:numId w:val="1"/>
+        </w:numPr>
+        <w:ind w:left="851" w:hanging="425"/>
+        <w:rPr>
+          <w:b/>
+          <w:b/>
+          <w:bCs/>
+          <w:lang w:val="en-GB"/>
+        </w:rPr>
+      </w:pPr>
+      <w:r>
+        <w:rPr>
+          <w:b/>
+          <w:bCs/>
+          <w:lang w:val="en-GB"/>
+        </w:rPr>
         <w:t>Detection</w:t>
       </w:r>
     </w:p>
@@ -174,62 +446,134 @@
           <w:numId w:val="1"/>
         </w:numPr>
         <w:ind w:left="1276" w:hanging="425"/>
-        <w:rPr>
-          <w:strike/>
-          <w:color w:val="00A933"/>
-        </w:rPr>
-      </w:pPr>
-      <w:r>
-        <w:rPr>
-          <w:strike/>
-          <w:color w:val="00A933"/>
-        </w:rPr>
-        <w:t>Créer un manager detector – PMTanalog (reprise du APD manager, pourquoi faut-il un counter ? Comment récupérer le signal seulement sur AI0 ?)</w:t>
-      </w:r>
-    </w:p>
-    <w:p>
-      <w:pPr>
-        <w:pStyle w:val="ListParagraph"/>
-        <w:numPr>
-          <w:ilvl w:val="2"/>
-          <w:numId w:val="1"/>
-        </w:numPr>
-        <w:ind w:left="1276" w:hanging="425"/>
-        <w:rPr>
-          <w:strike/>
-          <w:color w:val="00A933"/>
-        </w:rPr>
-      </w:pPr>
-      <w:r>
-        <w:rPr>
-          <w:strike/>
-          <w:color w:val="00A933"/>
-        </w:rPr>
-        <w:t>Configurer la sortie de la DAQ à utiliser</w:t>
-      </w:r>
-    </w:p>
-    <w:p>
-      <w:pPr>
-        <w:pStyle w:val="ListParagraph"/>
-        <w:numPr>
-          <w:ilvl w:val="2"/>
-          <w:numId w:val="1"/>
-        </w:numPr>
-        <w:ind w:left="1276" w:hanging="425"/>
-        <w:rPr/>
-      </w:pPr>
-      <w:r>
-        <w:rPr/>
-        <w:t>Trigger acquisition et integration</w:t>
-      </w:r>
-    </w:p>
-    <w:p>
-      <w:pPr>
-        <w:pStyle w:val="ListParagraph"/>
+        <w:rPr/>
+      </w:pPr>
+      <w:r>
+        <w:rPr/>
+        <w:t>Créer un model Hamamatsu photon couting</w:t>
+      </w:r>
+    </w:p>
+    <w:p>
+      <w:pPr>
+        <w:pStyle w:val="ListParagraph"/>
+        <w:numPr>
+          <w:ilvl w:val="2"/>
+          <w:numId w:val="1"/>
+        </w:numPr>
+        <w:ind w:left="1276" w:hanging="425"/>
+        <w:rPr/>
+      </w:pPr>
+      <w:r>
+        <w:rPr/>
+        <w:t>Etablir la communication via port USB</w:t>
+      </w:r>
+    </w:p>
+    <w:p>
+      <w:pPr>
+        <w:pStyle w:val="ListParagraph"/>
+        <w:numPr>
+          <w:ilvl w:val="2"/>
+          <w:numId w:val="1"/>
+        </w:numPr>
+        <w:ind w:left="1276" w:hanging="425"/>
+        <w:rPr/>
+      </w:pPr>
+      <w:r>
+        <w:rPr/>
+        <w:t>Créer un manager - detector PMT photon counting</w:t>
+      </w:r>
+    </w:p>
+    <w:p>
+      <w:pPr>
+        <w:pStyle w:val="ListParagraph"/>
+        <w:widowControl/>
         <w:numPr>
           <w:ilvl w:val="1"/>
           <w:numId w:val="1"/>
         </w:numPr>
+        <w:suppressAutoHyphens w:val="true"/>
+        <w:bidi w:val="0"/>
+        <w:spacing w:lineRule="auto" w:line="259" w:before="0" w:after="160"/>
+        <w:ind w:left="850" w:right="0" w:hanging="454"/>
+        <w:contextualSpacing/>
+        <w:jc w:val="left"/>
+        <w:rPr>
+          <w:b/>
+          <w:b/>
+          <w:bCs/>
+        </w:rPr>
+      </w:pPr>
+      <w:r>
+        <w:rPr>
+          <w:b/>
+          <w:bCs/>
+        </w:rPr>
+        <w:t>XY stage</w:t>
+      </w:r>
+    </w:p>
+    <w:p>
+      <w:pPr>
+        <w:pStyle w:val="ListParagraph"/>
+        <w:widowControl/>
+        <w:numPr>
+          <w:ilvl w:val="2"/>
+          <w:numId w:val="1"/>
+        </w:numPr>
+        <w:suppressAutoHyphens w:val="true"/>
+        <w:bidi w:val="0"/>
+        <w:spacing w:lineRule="auto" w:line="259" w:before="0" w:after="160"/>
+        <w:ind w:left="1191" w:right="0" w:hanging="340"/>
+        <w:contextualSpacing/>
+        <w:jc w:val="left"/>
+        <w:rPr>
+          <w:b w:val="false"/>
+          <w:b w:val="false"/>
+          <w:bCs w:val="false"/>
+        </w:rPr>
+      </w:pPr>
+      <w:r>
+        <w:rPr>
+          <w:b w:val="false"/>
+          <w:bCs w:val="false"/>
+        </w:rPr>
+        <w:t xml:space="preserve">Création controller Scientifica </w:t>
+      </w:r>
+    </w:p>
+    <w:p>
+      <w:pPr>
+        <w:pStyle w:val="ListParagraph"/>
+        <w:widowControl/>
+        <w:numPr>
+          <w:ilvl w:val="2"/>
+          <w:numId w:val="1"/>
+        </w:numPr>
+        <w:suppressAutoHyphens w:val="true"/>
+        <w:bidi w:val="0"/>
+        <w:spacing w:lineRule="auto" w:line="259" w:before="0" w:after="160"/>
+        <w:ind w:left="1191" w:right="0" w:hanging="340"/>
+        <w:contextualSpacing/>
+        <w:jc w:val="left"/>
+        <w:rPr>
+          <w:b w:val="false"/>
+          <w:b w:val="false"/>
+          <w:bCs w:val="false"/>
+        </w:rPr>
+      </w:pPr>
+      <w:r>
+        <w:rPr>
+          <w:b w:val="false"/>
+          <w:bCs w:val="false"/>
+        </w:rPr>
+        <w:t>Ajout positionner XY pour le stage</w:t>
+      </w:r>
+    </w:p>
+    <w:p>
+      <w:pPr>
+        <w:pStyle w:val="ListParagraph"/>
+        <w:numPr>
+          <w:ilvl w:val="1"/>
+          <w:numId w:val="1"/>
+        </w:numPr>
         <w:ind w:left="851" w:hanging="425"/>
         <w:rPr>
           <w:b/>
@@ -257,13 +601,47 @@
       </w:pPr>
       <w:r>
         <w:rPr/>
-        <w:t>Comprendre la logique run scan vs recording</w:t>
+        <w:t>Comprendre comment visualiser les 3 canaux simultanément sur Napari</w:t>
+      </w:r>
+    </w:p>
+    <w:p>
+      <w:pPr>
+        <w:pStyle w:val="ListParagraph"/>
+        <w:numPr>
+          <w:ilvl w:val="2"/>
+          <w:numId w:val="1"/>
+        </w:numPr>
+        <w:ind w:left="1276" w:hanging="425"/>
+        <w:rPr/>
+      </w:pPr>
+      <w:r>
+        <w:rPr/>
+        <w:t>Comment sauvegarder les 3 canaux</w:t>
+      </w:r>
+    </w:p>
+    <w:p>
+      <w:pPr>
+        <w:pStyle w:val="ListParagraph"/>
+        <w:numPr>
+          <w:ilvl w:val="2"/>
+          <w:numId w:val="1"/>
+        </w:numPr>
+        <w:ind w:left="1276" w:hanging="425"/>
+        <w:rPr/>
+      </w:pPr>
+      <w:r>
+        <w:rPr/>
+        <w:t>Vérifier l’enregistrement des Metadata, notamment taille pixels (conversion ?)2.3</w:t>
       </w:r>
     </w:p>
     <w:p>
       <w:pPr>
         <w:pStyle w:val="Normal"/>
-        <w:rPr/>
+        <w:rPr>
+          <w:b/>
+          <w:b/>
+          <w:bCs/>
+        </w:rPr>
       </w:pPr>
       <w:r>
         <w:rPr>
@@ -278,21 +656,13 @@
           <w:b/>
           <w:bCs/>
         </w:rPr>
-        <w:t xml:space="preserve"> : </w:t>
-      </w:r>
-      <w:r>
-        <w:rPr/>
-        <w:t>réaliser une image 2D lancer au click. Le shutter est ouverte manuellement.</w:t>
+        <w:t> : Multicolor stack imaging</w:t>
       </w:r>
     </w:p>
     <w:p>
       <w:pPr>
         <w:pStyle w:val="Normal"/>
-        <w:rPr>
-          <w:b/>
-          <w:b/>
-          <w:bCs/>
-        </w:rPr>
+        <w:rPr/>
       </w:pPr>
       <w:r>
         <w:rPr>
@@ -304,7 +674,7 @@
       </w:r>
       <w:r>
         <w:rPr/>
-        <w:t> : A ce stade, on peut virer Imspector. Garder une version stable Imswitch-MPM et créer une branche Dev pour la v2. Vérifier que l’on peut passer facilement de l’une à l’autre.</w:t>
+        <w:t> : Version stable, on peut commence les projets multiphotons</w:t>
       </w:r>
     </w:p>
     <w:p>
@@ -328,7 +698,7 @@
           <w:bCs/>
           <w:lang w:val="en-GB"/>
         </w:rPr>
-        <w:t>Version 2 – microscope multiphoton (1 color)</w:t>
+        <w:t>Version 3 : amelioration des performances</w:t>
       </w:r>
     </w:p>
     <w:p>
@@ -343,44 +713,46 @@
           <w:b/>
           <w:b/>
           <w:bCs/>
-        </w:rPr>
-      </w:pPr>
-      <w:r>
-        <w:rPr>
-          <w:b/>
-          <w:bCs/>
-        </w:rPr>
-        <w:t>Scan Z</w:t>
-      </w:r>
-    </w:p>
-    <w:p>
-      <w:pPr>
-        <w:pStyle w:val="ListParagraph"/>
-        <w:numPr>
-          <w:ilvl w:val="2"/>
-          <w:numId w:val="1"/>
-        </w:numPr>
-        <w:ind w:left="1276" w:hanging="425"/>
-        <w:rPr/>
-      </w:pPr>
-      <w:r>
-        <w:rPr/>
-        <w:t>Etablir communication avec le VoiceCoil (USB, RS232…)</w:t>
-      </w:r>
-    </w:p>
-    <w:p>
-      <w:pPr>
-        <w:pStyle w:val="ListParagraph"/>
-        <w:numPr>
-          <w:ilvl w:val="2"/>
-          <w:numId w:val="1"/>
-        </w:numPr>
-        <w:ind w:left="1276" w:hanging="425"/>
-        <w:rPr/>
-      </w:pPr>
-      <w:r>
-        <w:rPr/>
-        <w:t>Envoi signaux Z</w:t>
+          <w:lang w:val="en-GB"/>
+        </w:rPr>
+      </w:pPr>
+      <w:r>
+        <w:rPr>
+          <w:b/>
+          <w:bCs/>
+          <w:lang w:val="en-GB"/>
+        </w:rPr>
+        <w:t>Scan</w:t>
+      </w:r>
+    </w:p>
+    <w:p>
+      <w:pPr>
+        <w:pStyle w:val="ListParagraph"/>
+        <w:numPr>
+          <w:ilvl w:val="2"/>
+          <w:numId w:val="1"/>
+        </w:numPr>
+        <w:ind w:left="1276" w:hanging="425"/>
+        <w:rPr/>
+      </w:pPr>
+      <w:r>
+        <w:rPr/>
+        <w:t>Scan XY bidirectionel</w:t>
+      </w:r>
+    </w:p>
+    <w:p>
+      <w:pPr>
+        <w:pStyle w:val="ListParagraph"/>
+        <w:numPr>
+          <w:ilvl w:val="2"/>
+          <w:numId w:val="1"/>
+        </w:numPr>
+        <w:ind w:left="1276" w:hanging="425"/>
+        <w:rPr/>
+      </w:pPr>
+      <w:r>
+        <w:rPr/>
+        <w:t>Généralisation du scan (1 seul axe, X, Y ou Z, inversion XY – YX, Scan XZY, YZX, ZXY, ZYX)</w:t>
       </w:r>
     </w:p>
     <w:p>
@@ -395,92 +767,46 @@
           <w:b/>
           <w:b/>
           <w:bCs/>
-        </w:rPr>
-      </w:pPr>
-      <w:r>
-        <w:rPr>
-          <w:b/>
-          <w:bCs/>
-        </w:rPr>
-        <w:t>Laser</w:t>
-      </w:r>
-    </w:p>
-    <w:p>
-      <w:pPr>
-        <w:pStyle w:val="ListParagraph"/>
-        <w:numPr>
-          <w:ilvl w:val="2"/>
-          <w:numId w:val="1"/>
-        </w:numPr>
-        <w:ind w:left="1276" w:hanging="425"/>
-        <w:rPr>
-          <w:strike/>
-          <w:color w:val="00A933"/>
-        </w:rPr>
-      </w:pPr>
-      <w:r>
-        <w:rPr>
-          <w:strike/>
-          <w:color w:val="00A933"/>
-        </w:rPr>
-        <w:t>Créer un manager – Laser neutre (bouton on/off)</w:t>
-      </w:r>
-    </w:p>
-    <w:p>
-      <w:pPr>
-        <w:pStyle w:val="ListParagraph"/>
-        <w:numPr>
-          <w:ilvl w:val="2"/>
-          <w:numId w:val="1"/>
-        </w:numPr>
-        <w:ind w:left="1276" w:hanging="425"/>
-        <w:rPr>
-          <w:strike/>
-          <w:color w:val="00A933"/>
-        </w:rPr>
-      </w:pPr>
-      <w:r>
-        <w:rPr>
-          <w:strike/>
-          <w:color w:val="00A933"/>
-        </w:rPr>
-        <w:t>Relier le bouton on/off au shutter thorlabs</w:t>
-      </w:r>
-    </w:p>
-    <w:p>
-      <w:pPr>
-        <w:pStyle w:val="ListParagraph"/>
-        <w:numPr>
-          <w:ilvl w:val="2"/>
-          <w:numId w:val="1"/>
-        </w:numPr>
-        <w:ind w:left="1276" w:hanging="425"/>
-        <w:rPr>
-          <w:color w:val="00A933"/>
-          <w:u w:val="single"/>
-        </w:rPr>
-      </w:pPr>
-      <w:r>
-        <w:rPr>
-          <w:color w:val="00A933"/>
-          <w:u w:val="single"/>
-        </w:rPr>
-        <w:t>Relier le slider à la rotation de la lame l/2</w:t>
-      </w:r>
-    </w:p>
-    <w:p>
-      <w:pPr>
-        <w:pStyle w:val="ListParagraph"/>
-        <w:numPr>
-          <w:ilvl w:val="2"/>
-          <w:numId w:val="1"/>
-        </w:numPr>
-        <w:ind w:left="1276" w:hanging="425"/>
-        <w:rPr/>
-      </w:pPr>
-      <w:r>
-        <w:rPr/>
-        <w:t>Déterminer et fixer les valeurs extreme (position l/2 pour 0% et 100%)</w:t>
+          <w:lang w:val="en-GB"/>
+        </w:rPr>
+      </w:pPr>
+      <w:r>
+        <w:rPr>
+          <w:b/>
+          <w:bCs/>
+          <w:lang w:val="en-GB"/>
+        </w:rPr>
+        <w:t>Detection</w:t>
+      </w:r>
+    </w:p>
+    <w:p>
+      <w:pPr>
+        <w:pStyle w:val="ListParagraph"/>
+        <w:numPr>
+          <w:ilvl w:val="2"/>
+          <w:numId w:val="1"/>
+        </w:numPr>
+        <w:ind w:left="1276" w:hanging="425"/>
+        <w:rPr/>
+      </w:pPr>
+      <w:r>
+        <w:rPr/>
+        <w:t>Créer un manager detector – CCD pour champ large</w:t>
+      </w:r>
+    </w:p>
+    <w:p>
+      <w:pPr>
+        <w:pStyle w:val="ListParagraph"/>
+        <w:numPr>
+          <w:ilvl w:val="2"/>
+          <w:numId w:val="1"/>
+        </w:numPr>
+        <w:ind w:left="1276" w:hanging="425"/>
+        <w:rPr/>
+      </w:pPr>
+      <w:r>
+        <w:rPr/>
+        <w:t>Ligne bright &amp; dark ou phase imaging</w:t>
       </w:r>
     </w:p>
     <w:p>
@@ -517,419 +843,6 @@
       </w:pPr>
       <w:r>
         <w:rPr/>
-        <w:t>Synchroniser le lancement d’un scan, l’acquisition de l’image et l’ouverture du shutter</w:t>
-      </w:r>
-    </w:p>
-    <w:p>
-      <w:pPr>
-        <w:pStyle w:val="Normal"/>
-        <w:rPr/>
-      </w:pPr>
-      <w:r>
-        <w:rPr>
-          <w:b/>
-          <w:bCs/>
-          <w:color w:val="FF0000"/>
-        </w:rPr>
-        <w:t>Milestone</w:t>
-      </w:r>
-      <w:r>
-        <w:rPr>
-          <w:b/>
-          <w:bCs/>
-        </w:rPr>
-        <w:t xml:space="preserve"> : </w:t>
-      </w:r>
-      <w:r>
-        <w:rPr/>
-        <w:t>Acquisition de stack xyz, ouverture du shutter synchroniser avec le lancement de l’acquisition</w:t>
-      </w:r>
-    </w:p>
-    <w:p>
-      <w:pPr>
-        <w:pStyle w:val="Normal"/>
-        <w:rPr>
-          <w:b/>
-          <w:b/>
-          <w:bCs/>
-        </w:rPr>
-      </w:pPr>
-      <w:r>
-        <w:rPr>
-          <w:b/>
-          <w:bCs/>
-          <w:color w:val="FF0000"/>
-        </w:rPr>
-        <w:t>Important</w:t>
-      </w:r>
-      <w:r>
-        <w:rPr/>
-        <w:t> : Une fois valider on push les modif dans la branche MPM et on reprend la DEV pour la v3.</w:t>
-      </w:r>
-    </w:p>
-    <w:p>
-      <w:pPr>
-        <w:pStyle w:val="ListParagraph"/>
-        <w:numPr>
-          <w:ilvl w:val="0"/>
-          <w:numId w:val="1"/>
-        </w:numPr>
-        <w:ind w:left="426" w:hanging="426"/>
-        <w:rPr>
-          <w:b/>
-          <w:b/>
-          <w:bCs/>
-          <w:lang w:val="en-GB"/>
-        </w:rPr>
-      </w:pPr>
-      <w:r>
-        <w:rPr>
-          <w:b/>
-          <w:bCs/>
-          <w:lang w:val="en-GB"/>
-        </w:rPr>
-        <w:t>Version 3 : microscope multiphoton 3 couleurs</w:t>
-      </w:r>
-    </w:p>
-    <w:p>
-      <w:pPr>
-        <w:pStyle w:val="ListParagraph"/>
-        <w:numPr>
-          <w:ilvl w:val="1"/>
-          <w:numId w:val="1"/>
-        </w:numPr>
-        <w:ind w:left="851" w:hanging="425"/>
-        <w:rPr>
-          <w:b/>
-          <w:b/>
-          <w:bCs/>
-          <w:lang w:val="en-GB"/>
-        </w:rPr>
-      </w:pPr>
-      <w:r>
-        <w:rPr>
-          <w:b/>
-          <w:bCs/>
-          <w:lang w:val="en-GB"/>
-        </w:rPr>
-        <w:t>Detection</w:t>
-      </w:r>
-    </w:p>
-    <w:p>
-      <w:pPr>
-        <w:pStyle w:val="ListParagraph"/>
-        <w:numPr>
-          <w:ilvl w:val="2"/>
-          <w:numId w:val="1"/>
-        </w:numPr>
-        <w:ind w:left="1276" w:hanging="425"/>
-        <w:rPr/>
-      </w:pPr>
-      <w:r>
-        <w:rPr/>
-        <w:t>Créer un model Hamamatsu photon couting</w:t>
-      </w:r>
-    </w:p>
-    <w:p>
-      <w:pPr>
-        <w:pStyle w:val="ListParagraph"/>
-        <w:numPr>
-          <w:ilvl w:val="2"/>
-          <w:numId w:val="1"/>
-        </w:numPr>
-        <w:ind w:left="1276" w:hanging="425"/>
-        <w:rPr/>
-      </w:pPr>
-      <w:r>
-        <w:rPr/>
-        <w:t>Etablir la communication via port USB</w:t>
-      </w:r>
-    </w:p>
-    <w:p>
-      <w:pPr>
-        <w:pStyle w:val="ListParagraph"/>
-        <w:numPr>
-          <w:ilvl w:val="2"/>
-          <w:numId w:val="1"/>
-        </w:numPr>
-        <w:ind w:left="1276" w:hanging="425"/>
-        <w:rPr/>
-      </w:pPr>
-      <w:r>
-        <w:rPr/>
-        <w:t>Créer un manager - detector PMT photon counting</w:t>
-      </w:r>
-    </w:p>
-    <w:p>
-      <w:pPr>
-        <w:pStyle w:val="ListParagraph"/>
-        <w:numPr>
-          <w:ilvl w:val="1"/>
-          <w:numId w:val="1"/>
-        </w:numPr>
-        <w:ind w:left="851" w:hanging="425"/>
-        <w:rPr>
-          <w:b/>
-          <w:b/>
-          <w:bCs/>
-        </w:rPr>
-      </w:pPr>
-      <w:r>
-        <w:rPr>
-          <w:b/>
-          <w:bCs/>
-        </w:rPr>
-        <w:t>Acquisition</w:t>
-      </w:r>
-    </w:p>
-    <w:p>
-      <w:pPr>
-        <w:pStyle w:val="ListParagraph"/>
-        <w:numPr>
-          <w:ilvl w:val="2"/>
-          <w:numId w:val="1"/>
-        </w:numPr>
-        <w:ind w:left="1276" w:hanging="425"/>
-        <w:rPr/>
-      </w:pPr>
-      <w:r>
-        <w:rPr/>
-        <w:t>Comprendre comment visualiser les 3 canaux simultanément sur Napari</w:t>
-      </w:r>
-    </w:p>
-    <w:p>
-      <w:pPr>
-        <w:pStyle w:val="ListParagraph"/>
-        <w:numPr>
-          <w:ilvl w:val="2"/>
-          <w:numId w:val="1"/>
-        </w:numPr>
-        <w:ind w:left="1276" w:hanging="425"/>
-        <w:rPr/>
-      </w:pPr>
-      <w:r>
-        <w:rPr/>
-        <w:t>Comment sauvegarder les 3 canaux</w:t>
-      </w:r>
-    </w:p>
-    <w:p>
-      <w:pPr>
-        <w:pStyle w:val="ListParagraph"/>
-        <w:numPr>
-          <w:ilvl w:val="2"/>
-          <w:numId w:val="1"/>
-        </w:numPr>
-        <w:ind w:left="1276" w:hanging="425"/>
-        <w:rPr/>
-      </w:pPr>
-      <w:r>
-        <w:rPr/>
-        <w:t>Vérifier l’enregistrement des Metadata, notamment taille pixels (conversion ?)</w:t>
-      </w:r>
-    </w:p>
-    <w:p>
-      <w:pPr>
-        <w:pStyle w:val="Normal"/>
-        <w:rPr>
-          <w:b/>
-          <w:b/>
-          <w:bCs/>
-        </w:rPr>
-      </w:pPr>
-      <w:r>
-        <w:rPr>
-          <w:b/>
-          <w:bCs/>
-          <w:color w:val="FF0000"/>
-        </w:rPr>
-        <w:t>Milestone</w:t>
-      </w:r>
-      <w:r>
-        <w:rPr>
-          <w:b/>
-          <w:bCs/>
-        </w:rPr>
-        <w:t> : Multicolor stack imaging</w:t>
-      </w:r>
-    </w:p>
-    <w:p>
-      <w:pPr>
-        <w:pStyle w:val="Normal"/>
-        <w:rPr/>
-      </w:pPr>
-      <w:r>
-        <w:rPr>
-          <w:b/>
-          <w:bCs/>
-          <w:color w:val="FF0000"/>
-        </w:rPr>
-        <w:t>Important</w:t>
-      </w:r>
-      <w:r>
-        <w:rPr/>
-        <w:t> : Version stable, on peut commence les projets multiphotons</w:t>
-      </w:r>
-    </w:p>
-    <w:p>
-      <w:pPr>
-        <w:pStyle w:val="Normal"/>
-        <w:rPr/>
-      </w:pPr>
-      <w:r>
-        <w:rPr/>
-      </w:r>
-    </w:p>
-    <w:p>
-      <w:pPr>
-        <w:pStyle w:val="ListParagraph"/>
-        <w:numPr>
-          <w:ilvl w:val="0"/>
-          <w:numId w:val="1"/>
-        </w:numPr>
-        <w:ind w:left="426" w:hanging="426"/>
-        <w:rPr>
-          <w:b/>
-          <w:b/>
-          <w:bCs/>
-          <w:lang w:val="en-GB"/>
-        </w:rPr>
-      </w:pPr>
-      <w:r>
-        <w:rPr>
-          <w:b/>
-          <w:bCs/>
-          <w:lang w:val="en-GB"/>
-        </w:rPr>
-        <w:t>Version 4 : amelioration des performances</w:t>
-      </w:r>
-    </w:p>
-    <w:p>
-      <w:pPr>
-        <w:pStyle w:val="ListParagraph"/>
-        <w:numPr>
-          <w:ilvl w:val="1"/>
-          <w:numId w:val="1"/>
-        </w:numPr>
-        <w:ind w:left="851" w:hanging="425"/>
-        <w:rPr>
-          <w:b/>
-          <w:b/>
-          <w:bCs/>
-          <w:lang w:val="en-GB"/>
-        </w:rPr>
-      </w:pPr>
-      <w:r>
-        <w:rPr>
-          <w:b/>
-          <w:bCs/>
-          <w:lang w:val="en-GB"/>
-        </w:rPr>
-        <w:t>ScanXY</w:t>
-      </w:r>
-    </w:p>
-    <w:p>
-      <w:pPr>
-        <w:pStyle w:val="ListParagraph"/>
-        <w:numPr>
-          <w:ilvl w:val="2"/>
-          <w:numId w:val="1"/>
-        </w:numPr>
-        <w:ind w:left="1276" w:hanging="425"/>
-        <w:rPr/>
-      </w:pPr>
-      <w:r>
-        <w:rPr/>
-        <w:t>Scan bidirectionel</w:t>
-      </w:r>
-    </w:p>
-    <w:p>
-      <w:pPr>
-        <w:pStyle w:val="ListParagraph"/>
-        <w:numPr>
-          <w:ilvl w:val="1"/>
-          <w:numId w:val="1"/>
-        </w:numPr>
-        <w:ind w:left="851" w:hanging="425"/>
-        <w:rPr>
-          <w:b/>
-          <w:b/>
-          <w:bCs/>
-          <w:lang w:val="en-GB"/>
-        </w:rPr>
-      </w:pPr>
-      <w:r>
-        <w:rPr>
-          <w:b/>
-          <w:bCs/>
-          <w:lang w:val="en-GB"/>
-        </w:rPr>
-        <w:t>Detection</w:t>
-      </w:r>
-    </w:p>
-    <w:p>
-      <w:pPr>
-        <w:pStyle w:val="ListParagraph"/>
-        <w:numPr>
-          <w:ilvl w:val="2"/>
-          <w:numId w:val="1"/>
-        </w:numPr>
-        <w:ind w:left="1276" w:hanging="425"/>
-        <w:rPr/>
-      </w:pPr>
-      <w:r>
-        <w:rPr/>
-        <w:t>Créer un manager detector – CCD pour champ large</w:t>
-      </w:r>
-    </w:p>
-    <w:p>
-      <w:pPr>
-        <w:pStyle w:val="ListParagraph"/>
-        <w:numPr>
-          <w:ilvl w:val="2"/>
-          <w:numId w:val="1"/>
-        </w:numPr>
-        <w:ind w:left="1276" w:hanging="425"/>
-        <w:rPr/>
-      </w:pPr>
-      <w:r>
-        <w:rPr/>
-        <w:t>Ligne bright &amp; dark</w:t>
-      </w:r>
-    </w:p>
-    <w:p>
-      <w:pPr>
-        <w:pStyle w:val="ListParagraph"/>
-        <w:numPr>
-          <w:ilvl w:val="1"/>
-          <w:numId w:val="1"/>
-        </w:numPr>
-        <w:ind w:left="851" w:hanging="425"/>
-        <w:rPr>
-          <w:b/>
-          <w:b/>
-          <w:bCs/>
-        </w:rPr>
-      </w:pPr>
-      <w:r>
-        <w:rPr>
-          <w:b/>
-          <w:bCs/>
-        </w:rPr>
-        <w:t>Acquisition</w:t>
-      </w:r>
-    </w:p>
-    <w:p>
-      <w:pPr>
-        <w:pStyle w:val="ListParagraph"/>
-        <w:numPr>
-          <w:ilvl w:val="2"/>
-          <w:numId w:val="1"/>
-        </w:numPr>
-        <w:ind w:left="1276" w:hanging="425"/>
-        <w:rPr/>
-      </w:pPr>
-      <w:r>
-        <w:rPr/>
         <w:t>Comprendre la logique timelaps vs z-stack</w:t>
       </w:r>
     </w:p>
@@ -945,22 +858,22 @@
       </w:pPr>
       <w:r>
         <w:rPr/>
-        <w:t>Créer un mode d’acquisition xyzt</w:t>
-      </w:r>
-    </w:p>
-    <w:p>
-      <w:pPr>
-        <w:pStyle w:val="ListParagraph"/>
-        <w:numPr>
-          <w:ilvl w:val="2"/>
-          <w:numId w:val="1"/>
-        </w:numPr>
-        <w:ind w:left="1276" w:hanging="425"/>
-        <w:rPr/>
-      </w:pPr>
-      <w:r>
-        <w:rPr/>
-        <w:t>ajouter un bouton stop scan pour terminer l’acquisition durant un scan</w:t>
+        <w:t>Créer un mode d’acquisition XYZT</w:t>
+      </w:r>
+    </w:p>
+    <w:p>
+      <w:pPr>
+        <w:pStyle w:val="ListParagraph"/>
+        <w:numPr>
+          <w:ilvl w:val="2"/>
+          <w:numId w:val="1"/>
+        </w:numPr>
+        <w:ind w:left="1276" w:hanging="425"/>
+        <w:rPr/>
+      </w:pPr>
+      <w:r>
+        <w:rPr/>
+        <w:t>Ajouter un bouton stop scan pour terminer l’acquisition durant un scan</w:t>
       </w:r>
     </w:p>
     <w:p>
